--- a/klagomål/A 27057-2026 FSC-klagomål.docx
+++ b/klagomål/A 27057-2026 FSC-klagomål.docx
@@ -843,7 +843,7 @@
     <w:r>
       <w:tab/>
       <w:tab/>
-      <w:t>2026-06-13</w:t>
+      <w:t>2026-06-14</w:t>
       <w:br/>
       <w:br/>
     </w:r>

--- a/klagomål/A 27057-2026 FSC-klagomål.docx
+++ b/klagomål/A 27057-2026 FSC-klagomål.docx
@@ -843,7 +843,7 @@
     <w:r>
       <w:tab/>
       <w:tab/>
-      <w:t>2026-06-15</w:t>
+      <w:t>2026-06-16</w:t>
       <w:br/>
       <w:br/>
     </w:r>

--- a/klagomål/A 27057-2026 FSC-klagomål.docx
+++ b/klagomål/A 27057-2026 FSC-klagomål.docx
@@ -843,7 +843,7 @@
     <w:r>
       <w:tab/>
       <w:tab/>
-      <w:t>2026-06-16</w:t>
+      <w:t>2026-06-17</w:t>
       <w:br/>
       <w:br/>
     </w:r>
